--- a/Пояснительная.docx
+++ b/Пояснительная.docx
@@ -3145,8 +3145,6 @@
           <w:szCs w:val="28"/>
         </w:rPr>
       </w:pPr>
-      <w:bookmarkStart w:id="4" w:name="_GoBack"/>
-      <w:bookmarkEnd w:id="4"/>
     </w:p>
     <w:p>
       <w:pPr>
@@ -3162,7 +3160,7 @@
           <w:szCs w:val="28"/>
         </w:rPr>
       </w:pPr>
-      <w:bookmarkStart w:id="5" w:name="_Toc229930898"/>
+      <w:bookmarkStart w:id="4" w:name="_Toc229930898"/>
       <w:r>
         <w:rPr>
           <w:rFonts w:cs="Times New Roman"/>
@@ -3171,7 +3169,7 @@
         <w:lastRenderedPageBreak/>
         <w:t>Требования к функционалу</w:t>
       </w:r>
-      <w:bookmarkEnd w:id="5"/>
+      <w:bookmarkEnd w:id="4"/>
     </w:p>
     <w:p>
       <w:pPr>
@@ -3354,7 +3352,7 @@
           <w:szCs w:val="28"/>
         </w:rPr>
       </w:pPr>
-      <w:bookmarkStart w:id="6" w:name="_Toc229930899"/>
+      <w:bookmarkStart w:id="5" w:name="_Toc229930899"/>
       <w:r>
         <w:rPr>
           <w:rFonts w:cs="Times New Roman"/>
@@ -3364,7 +3362,7 @@
         <w:lastRenderedPageBreak/>
         <w:t>2 ПРОЕКТИРОВАНИЕ ПРОГРАММНОГО СРЕДСТВА</w:t>
       </w:r>
-      <w:bookmarkEnd w:id="6"/>
+      <w:bookmarkEnd w:id="5"/>
     </w:p>
     <w:p>
       <w:pPr>
@@ -3383,7 +3381,7 @@
           <w:szCs w:val="28"/>
         </w:rPr>
       </w:pPr>
-      <w:bookmarkStart w:id="7" w:name="_Toc229930900"/>
+      <w:bookmarkStart w:id="6" w:name="_Toc229930900"/>
       <w:r>
         <w:rPr>
           <w:rFonts w:cs="Times New Roman"/>
@@ -3391,7 +3389,7 @@
         </w:rPr>
         <w:t>2.1 Структура программы</w:t>
       </w:r>
-      <w:bookmarkEnd w:id="7"/>
+      <w:bookmarkEnd w:id="6"/>
     </w:p>
     <w:p>
       <w:pPr>
@@ -3536,7 +3534,7 @@
           <w:szCs w:val="28"/>
         </w:rPr>
       </w:pPr>
-      <w:bookmarkStart w:id="8" w:name="_Toc229930901"/>
+      <w:bookmarkStart w:id="7" w:name="_Toc229930901"/>
       <w:r>
         <w:rPr>
           <w:rFonts w:cs="Times New Roman"/>
@@ -3544,7 +3542,7 @@
         </w:rPr>
         <w:t>2.2 Проектирование интерфейса программного средства</w:t>
       </w:r>
-      <w:bookmarkEnd w:id="8"/>
+      <w:bookmarkEnd w:id="7"/>
     </w:p>
     <w:p>
       <w:pPr>
@@ -3799,7 +3797,7 @@
           <w:szCs w:val="28"/>
         </w:rPr>
       </w:pPr>
-      <w:bookmarkStart w:id="9" w:name="_Toc229930902"/>
+      <w:bookmarkStart w:id="8" w:name="_Toc229930902"/>
       <w:r>
         <w:rPr>
           <w:rFonts w:cs="Times New Roman"/>
@@ -3808,7 +3806,7 @@
         <w:lastRenderedPageBreak/>
         <w:t>2.3 Проектирование функционала программного средства</w:t>
       </w:r>
-      <w:bookmarkEnd w:id="9"/>
+      <w:bookmarkEnd w:id="8"/>
       <w:r>
         <w:rPr>
           <w:rFonts w:cs="Times New Roman"/>
@@ -4060,8 +4058,8 @@
           <w:szCs w:val="28"/>
         </w:rPr>
       </w:pPr>
-      <w:bookmarkStart w:id="10" w:name="_Toc184711160"/>
-      <w:bookmarkStart w:id="11" w:name="_Toc229930903"/>
+      <w:bookmarkStart w:id="9" w:name="_Toc184711160"/>
+      <w:bookmarkStart w:id="10" w:name="_Toc229930903"/>
       <w:r>
         <w:rPr>
           <w:rFonts w:cs="Times New Roman"/>
@@ -4071,16 +4069,16 @@
         <w:lastRenderedPageBreak/>
         <w:t xml:space="preserve">3 </w:t>
       </w:r>
+      <w:bookmarkEnd w:id="9"/>
+      <w:r>
+        <w:rPr>
+          <w:rFonts w:cs="Times New Roman"/>
+          <w:sz w:val="28"/>
+          <w:szCs w:val="28"/>
+        </w:rPr>
+        <w:t>РАЗРАБОТКА ПРОГРАММНОГО СРЕДСТВА</w:t>
+      </w:r>
       <w:bookmarkEnd w:id="10"/>
-      <w:r>
-        <w:rPr>
-          <w:rFonts w:cs="Times New Roman"/>
-          <w:sz w:val="28"/>
-          <w:szCs w:val="28"/>
-        </w:rPr>
-        <w:t>РАЗРАБОТКА ПРОГРАММНОГО СРЕДСТВА</w:t>
-      </w:r>
-      <w:bookmarkEnd w:id="11"/>
     </w:p>
     <w:p>
       <w:pPr>
@@ -4107,8 +4105,8 @@
           <w:szCs w:val="28"/>
         </w:rPr>
       </w:pPr>
-      <w:bookmarkStart w:id="12" w:name="_Toc184711161"/>
-      <w:bookmarkStart w:id="13" w:name="_Toc229930904"/>
+      <w:bookmarkStart w:id="11" w:name="_Toc184711161"/>
+      <w:bookmarkStart w:id="12" w:name="_Toc229930904"/>
       <w:r>
         <w:rPr>
           <w:rFonts w:cs="Times New Roman"/>
@@ -4116,15 +4114,15 @@
         </w:rPr>
         <w:t xml:space="preserve">3.1 </w:t>
       </w:r>
+      <w:bookmarkEnd w:id="11"/>
+      <w:r>
+        <w:rPr>
+          <w:rFonts w:cs="Times New Roman"/>
+          <w:szCs w:val="28"/>
+        </w:rPr>
+        <w:t>Реализация серверной и клиентской частей, сетевого взаимодействия</w:t>
+      </w:r>
       <w:bookmarkEnd w:id="12"/>
-      <w:r>
-        <w:rPr>
-          <w:rFonts w:cs="Times New Roman"/>
-          <w:szCs w:val="28"/>
-        </w:rPr>
-        <w:t>Реализация серверной и клиентской частей, сетевого взаимодействия</w:t>
-      </w:r>
-      <w:bookmarkEnd w:id="13"/>
     </w:p>
     <w:p>
       <w:pPr>
@@ -5939,7 +5937,7 @@
           <w:szCs w:val="28"/>
         </w:rPr>
       </w:pPr>
-      <w:bookmarkStart w:id="14" w:name="_Toc229930905"/>
+      <w:bookmarkStart w:id="13" w:name="_Toc229930905"/>
       <w:r>
         <w:rPr>
           <w:rFonts w:cs="Times New Roman"/>
@@ -5954,7 +5952,7 @@
         </w:rPr>
         <w:t>ентов рисования и чата</w:t>
       </w:r>
-      <w:bookmarkEnd w:id="14"/>
+      <w:bookmarkEnd w:id="13"/>
       <w:r>
         <w:rPr>
           <w:rFonts w:cs="Times New Roman"/>
@@ -6610,7 +6608,7 @@
           <w:szCs w:val="28"/>
         </w:rPr>
       </w:pPr>
-      <w:bookmarkStart w:id="15" w:name="_Toc229930906"/>
+      <w:bookmarkStart w:id="14" w:name="_Toc229930906"/>
       <w:r>
         <w:rPr>
           <w:rFonts w:cs="Times New Roman"/>
@@ -6620,7 +6618,7 @@
         <w:lastRenderedPageBreak/>
         <w:t>4 ТЕСТИРОВАНИЕ</w:t>
       </w:r>
-      <w:bookmarkEnd w:id="15"/>
+      <w:bookmarkEnd w:id="14"/>
     </w:p>
     <w:p>
       <w:pPr>
@@ -7821,8 +7819,8 @@
           <w:szCs w:val="28"/>
         </w:rPr>
       </w:pPr>
-      <w:bookmarkStart w:id="16" w:name="_Toc184711164"/>
-      <w:bookmarkStart w:id="17" w:name="_Toc229930907"/>
+      <w:bookmarkStart w:id="15" w:name="_Toc184711164"/>
+      <w:bookmarkStart w:id="16" w:name="_Toc229930907"/>
       <w:r>
         <w:rPr>
           <w:rFonts w:cs="Times New Roman"/>
@@ -7832,16 +7830,16 @@
         <w:lastRenderedPageBreak/>
         <w:t xml:space="preserve">5 </w:t>
       </w:r>
+      <w:bookmarkEnd w:id="15"/>
+      <w:r>
+        <w:rPr>
+          <w:rFonts w:cs="Times New Roman"/>
+          <w:sz w:val="28"/>
+          <w:szCs w:val="28"/>
+        </w:rPr>
+        <w:t>РУКОВОДСТВО ПОЛЬЗОВАТЕЛЯ</w:t>
+      </w:r>
       <w:bookmarkEnd w:id="16"/>
-      <w:r>
-        <w:rPr>
-          <w:rFonts w:cs="Times New Roman"/>
-          <w:sz w:val="28"/>
-          <w:szCs w:val="28"/>
-        </w:rPr>
-        <w:t>РУКОВОДСТВО ПОЛЬЗОВАТЕЛЯ</w:t>
-      </w:r>
-      <w:bookmarkEnd w:id="17"/>
       <w:r>
         <w:rPr>
           <w:rFonts w:cs="Times New Roman"/>
@@ -9274,7 +9272,7 @@
           <w:szCs w:val="28"/>
         </w:rPr>
       </w:pPr>
-      <w:bookmarkStart w:id="18" w:name="_Toc229930908"/>
+      <w:bookmarkStart w:id="17" w:name="_Toc229930908"/>
       <w:r>
         <w:rPr>
           <w:rFonts w:cs="Times New Roman"/>
@@ -9284,7 +9282,7 @@
         <w:lastRenderedPageBreak/>
         <w:t>ЗАКЛЮЧЕНИЕ</w:t>
       </w:r>
-      <w:bookmarkEnd w:id="18"/>
+      <w:bookmarkEnd w:id="17"/>
     </w:p>
     <w:p>
       <w:pPr>
@@ -9570,7 +9568,7 @@
           <w:szCs w:val="28"/>
         </w:rPr>
       </w:pPr>
-      <w:bookmarkStart w:id="19" w:name="_Toc229930909"/>
+      <w:bookmarkStart w:id="18" w:name="_Toc229930909"/>
       <w:r>
         <w:rPr>
           <w:rFonts w:cs="Times New Roman"/>
@@ -9580,7 +9578,7 @@
         <w:lastRenderedPageBreak/>
         <w:t>СПИСОК ИСПОЛЬЗОВАННЫХ ИСТОЧНИКОВ</w:t>
       </w:r>
-      <w:bookmarkEnd w:id="19"/>
+      <w:bookmarkEnd w:id="18"/>
     </w:p>
     <w:p>
       <w:pPr>
@@ -11093,8 +11091,8 @@
           <w:bCs/>
         </w:rPr>
       </w:pPr>
-      <w:bookmarkStart w:id="20" w:name="_Toc229930910"/>
-      <w:bookmarkStart w:id="21" w:name="_Toc167977166"/>
+      <w:bookmarkStart w:id="19" w:name="_Toc229930910"/>
+      <w:bookmarkStart w:id="20" w:name="_Toc167977166"/>
       <w:r>
         <w:rPr>
           <w:rFonts w:cs="Times New Roman"/>
@@ -11103,8 +11101,8 @@
         <w:lastRenderedPageBreak/>
         <w:t>ПРИЛОЖЕНИЕ</w:t>
       </w:r>
+      <w:bookmarkEnd w:id="19"/>
       <w:bookmarkEnd w:id="20"/>
-      <w:bookmarkEnd w:id="21"/>
       <w:r>
         <w:rPr>
           <w:rFonts w:cs="Times New Roman"/>
@@ -11797,7 +11795,23 @@
           <w:sz w:val="24"/>
           <w:szCs w:val="24"/>
         </w:rPr>
-        <w:t>undone_history = {} # ДОБАВЛЕНО: Хранилище отмененных действий</w:t>
+        <w:t xml:space="preserve">undone_history = {} </w:t>
+      </w:r>
+      <w:r>
+        <w:rPr>
+          <w:rFonts w:ascii="Times New Roman" w:hAnsi="Times New Roman" w:cs="Times New Roman"/>
+          <w:sz w:val="24"/>
+          <w:szCs w:val="24"/>
+        </w:rPr>
+        <w:t xml:space="preserve"># </w:t>
+      </w:r>
+      <w:r>
+        <w:rPr>
+          <w:rFonts w:ascii="Times New Roman" w:hAnsi="Times New Roman" w:cs="Times New Roman"/>
+          <w:sz w:val="24"/>
+          <w:szCs w:val="24"/>
+        </w:rPr>
+        <w:t>Хранилище отмененных действий</w:t>
       </w:r>
     </w:p>
     <w:p>
@@ -16131,7 +16145,15 @@
           <w:sz w:val="24"/>
           <w:szCs w:val="24"/>
         </w:rPr>
-        <w:t># ДОБАВЛЕНО: Функция очистки истории отмен пользователя при новом действии</w:t>
+        <w:t xml:space="preserve"># </w:t>
+      </w:r>
+      <w:r>
+        <w:rPr>
+          <w:rFonts w:ascii="Times New Roman" w:hAnsi="Times New Roman" w:cs="Times New Roman"/>
+          <w:sz w:val="24"/>
+          <w:szCs w:val="24"/>
+        </w:rPr>
+        <w:t>Функция очистки истории отмен пользователя при новом действии</w:t>
       </w:r>
     </w:p>
     <w:p>
@@ -21031,7 +21053,6 @@
           <w:rFonts w:ascii="Times New Roman" w:hAnsi="Times New Roman" w:cs="Times New Roman"/>
           <w:sz w:val="24"/>
           <w:szCs w:val="24"/>
-          <w:lang w:val="en-US"/>
         </w:rPr>
         <w:t xml:space="preserve">                        </w:t>
       </w:r>
@@ -21041,7 +21062,15 @@
           <w:sz w:val="24"/>
           <w:szCs w:val="24"/>
         </w:rPr>
-        <w:t># ДОБАВЛЕНО: Разделяем на то, что останется, и то, что отменяется</w:t>
+        <w:t xml:space="preserve"># </w:t>
+      </w:r>
+      <w:r>
+        <w:rPr>
+          <w:rFonts w:ascii="Times New Roman" w:hAnsi="Times New Roman" w:cs="Times New Roman"/>
+          <w:sz w:val="24"/>
+          <w:szCs w:val="24"/>
+        </w:rPr>
+        <w:t>Разделяем на то, что останется, и то, что отменяется</w:t>
       </w:r>
     </w:p>
     <w:p>
@@ -21693,7 +21722,15 @@
           <w:sz w:val="24"/>
           <w:szCs w:val="24"/>
         </w:rPr>
-        <w:t># ДОБАВЛЕНО: Обработка возврата отмененного действия</w:t>
+        <w:t xml:space="preserve"># </w:t>
+      </w:r>
+      <w:r>
+        <w:rPr>
+          <w:rFonts w:ascii="Times New Roman" w:hAnsi="Times New Roman" w:cs="Times New Roman"/>
+          <w:sz w:val="24"/>
+          <w:szCs w:val="24"/>
+        </w:rPr>
+        <w:t>Обработка возврата отмененного действия</w:t>
       </w:r>
     </w:p>
     <w:p>
@@ -23387,7 +23424,7 @@
           <w:szCs w:val="24"/>
           <w:lang w:val="en-US"/>
         </w:rPr>
-        <w:t>: #e74c3c; /* Мягкий красный цвет */</w:t>
+        <w:t xml:space="preserve">: #e74c3c; </w:t>
       </w:r>
     </w:p>
     <w:p>
@@ -38178,7 +38215,24 @@
           <w:szCs w:val="24"/>
           <w:lang w:val="en-US"/>
         </w:rPr>
-        <w:t xml:space="preserve">        // ОГРАНИЧЕНИЕ: 1 МБ (1024 * 1024 байт)</w:t>
+        <w:t xml:space="preserve">        //</w:t>
+      </w:r>
+      <w:r>
+        <w:rPr>
+          <w:rFonts w:ascii="Times New Roman" w:hAnsi="Times New Roman" w:cs="Times New Roman"/>
+          <w:sz w:val="24"/>
+          <w:szCs w:val="24"/>
+        </w:rPr>
+        <w:t xml:space="preserve"> Ограничение</w:t>
+      </w:r>
+      <w:r>
+        <w:rPr>
+          <w:rFonts w:ascii="Times New Roman" w:hAnsi="Times New Roman" w:cs="Times New Roman"/>
+          <w:sz w:val="24"/>
+          <w:szCs w:val="24"/>
+          <w:lang w:val="en-US"/>
+        </w:rPr>
+        <w:t>: 1 МБ (1024 * 1024 байт)</w:t>
       </w:r>
     </w:p>
     <w:p>
@@ -38432,6 +38486,8 @@
         </w:rPr>
         <w:t>}</w:t>
       </w:r>
+      <w:bookmarkStart w:id="21" w:name="_GoBack"/>
+      <w:bookmarkEnd w:id="21"/>
     </w:p>
     <w:p>
       <w:pPr>
@@ -46590,7 +46646,7 @@
             <w:sz w:val="28"/>
             <w:szCs w:val="28"/>
           </w:rPr>
-          <w:t>8</w:t>
+          <w:t>46</w:t>
         </w:r>
         <w:r>
           <w:rPr>
@@ -48186,7 +48242,7 @@
 </file>
 
 <file path=customXml/itemProps1.xml><?xml version="1.0" encoding="utf-8"?>
-<ds:datastoreItem xmlns:ds="http://schemas.openxmlformats.org/officeDocument/2006/customXml" ds:itemID="{B89C5896-F1C9-4C78-9866-8F283E764DD5}">
+<ds:datastoreItem xmlns:ds="http://schemas.openxmlformats.org/officeDocument/2006/customXml" ds:itemID="{2569B089-1B6A-4506-AFC8-DE5935D5C529}">
   <ds:schemaRefs>
     <ds:schemaRef ds:uri="http://schemas.openxmlformats.org/officeDocument/2006/bibliography"/>
   </ds:schemaRefs>
